--- a/figures/docx/Figures.docx
+++ b/figures/docx/Figures.docx
@@ -440,18 +440,15 @@
       <w:r>
         <w:rPr>
           <w:rFonts w:ascii="Calibri" w:hAnsi="Calibri" w:cs="Calibri"/>
-          <w:b/>
-          <w:bCs/>
           <w:noProof/>
           <w:sz w:val="22"/>
           <w:szCs w:val="22"/>
-          <w:lang w:val="en-GB"/>
         </w:rPr>
         <w:drawing>
-          <wp:inline distT="0" distB="0" distL="0" distR="0" wp14:anchorId="092D6000" wp14:editId="2CF9C56B">
-            <wp:extent cx="5782963" cy="8158536"/>
-            <wp:effectExtent l="0" t="0" r="0" b="0"/>
-            <wp:docPr id="3541588" name="Image 46"/>
+          <wp:inline distT="0" distB="0" distL="0" distR="0" wp14:anchorId="33919920" wp14:editId="06179BA6">
+            <wp:extent cx="5913179" cy="8342244"/>
+            <wp:effectExtent l="0" t="0" r="5080" b="1905"/>
+            <wp:docPr id="1247871851" name="Image 2"/>
             <wp:cNvGraphicFramePr>
               <a:graphicFrameLocks xmlns:a="http://schemas.openxmlformats.org/drawingml/2006/main" noChangeAspect="1"/>
             </wp:cNvGraphicFramePr>
@@ -459,7 +456,7 @@
               <a:graphicData uri="http://schemas.openxmlformats.org/drawingml/2006/picture">
                 <pic:pic xmlns:pic="http://schemas.openxmlformats.org/drawingml/2006/picture">
                   <pic:nvPicPr>
-                    <pic:cNvPr id="3541588" name="Image 3541588"/>
+                    <pic:cNvPr id="1247871851" name="Image 1247871851"/>
                     <pic:cNvPicPr/>
                   </pic:nvPicPr>
                   <pic:blipFill>
@@ -471,7 +468,7 @@
                   <pic:spPr>
                     <a:xfrm>
                       <a:off x="0" y="0"/>
-                      <a:ext cx="5813572" cy="8201719"/>
+                      <a:ext cx="5959530" cy="8407635"/>
                     </a:xfrm>
                     <a:prstGeom prst="rect">
                       <a:avLst/>
@@ -528,7 +525,6 @@
           <w:szCs w:val="22"/>
           <w:lang w:val="en-CA"/>
         </w:rPr>
-        <w:lastRenderedPageBreak/>
         <w:t xml:space="preserve">Figure </w:t>
       </w:r>
       <w:r>
@@ -585,9 +581,9 @@
           <w:lang w:val="en-CA"/>
         </w:rPr>
         <w:drawing>
-          <wp:inline distT="0" distB="0" distL="0" distR="0" wp14:anchorId="5FA6AE13" wp14:editId="29E78D68">
-            <wp:extent cx="5835632" cy="2397210"/>
-            <wp:effectExtent l="0" t="0" r="0" b="3175"/>
+          <wp:inline distT="0" distB="0" distL="0" distR="0" wp14:anchorId="5FA6AE13" wp14:editId="69B52402">
+            <wp:extent cx="6197778" cy="2545976"/>
+            <wp:effectExtent l="0" t="0" r="0" b="0"/>
             <wp:docPr id="1534891555" name="Image 47"/>
             <wp:cNvGraphicFramePr>
               <a:graphicFrameLocks xmlns:a="http://schemas.openxmlformats.org/drawingml/2006/main" noChangeAspect="1"/>
@@ -608,7 +604,7 @@
                   <pic:spPr>
                     <a:xfrm>
                       <a:off x="0" y="0"/>
-                      <a:ext cx="5894902" cy="2421558"/>
+                      <a:ext cx="6272279" cy="2576580"/>
                     </a:xfrm>
                     <a:prstGeom prst="rect">
                       <a:avLst/>
@@ -776,10 +772,10 @@
           <w:noProof/>
         </w:rPr>
         <w:drawing>
-          <wp:inline distT="0" distB="0" distL="0" distR="0" wp14:anchorId="57AE8979" wp14:editId="62160DC1">
-            <wp:extent cx="5832390" cy="2734689"/>
+          <wp:inline distT="0" distB="0" distL="0" distR="0" wp14:anchorId="1C0B3FB7" wp14:editId="59808E51">
+            <wp:extent cx="6239435" cy="2925544"/>
             <wp:effectExtent l="0" t="0" r="0" b="0"/>
-            <wp:docPr id="88463809" name="Image 48"/>
+            <wp:docPr id="1751194091" name="Image 1"/>
             <wp:cNvGraphicFramePr>
               <a:graphicFrameLocks xmlns:a="http://schemas.openxmlformats.org/drawingml/2006/main" noChangeAspect="1"/>
             </wp:cNvGraphicFramePr>
@@ -787,7 +783,7 @@
               <a:graphicData uri="http://schemas.openxmlformats.org/drawingml/2006/picture">
                 <pic:pic xmlns:pic="http://schemas.openxmlformats.org/drawingml/2006/picture">
                   <pic:nvPicPr>
-                    <pic:cNvPr id="88463809" name="Image 88463809"/>
+                    <pic:cNvPr id="1751194091" name="Image 1751194091"/>
                     <pic:cNvPicPr/>
                   </pic:nvPicPr>
                   <pic:blipFill>
@@ -799,7 +795,7 @@
                   <pic:spPr>
                     <a:xfrm>
                       <a:off x="0" y="0"/>
-                      <a:ext cx="5873193" cy="2753821"/>
+                      <a:ext cx="6311034" cy="2959116"/>
                     </a:xfrm>
                     <a:prstGeom prst="rect">
                       <a:avLst/>
